--- a/DE/WEEK 6/Opdrachtbeschrijving.docx
+++ b/DE/WEEK 6/Opdrachtbeschrijving.docx
@@ -32,14 +32,22 @@
       <w:pPr>
         <w:pStyle w:val="NoSpacing"/>
         <w:rPr>
-          <w:lang w:val="nl-NL"/>
-        </w:rPr>
-      </w:pPr>
-      <w:r>
-        <w:rPr>
-          <w:lang w:val="nl-NL"/>
-        </w:rPr>
-        <w:t>Na de vorige werkcollege-opdrachten hoor je 2 logbestanden te hebben:</w:t>
+          <w:highlight w:val="yellow"/>
+          <w:lang w:val="nl-NL"/>
+        </w:rPr>
+      </w:pPr>
+      <w:r>
+        <w:rPr>
+          <w:lang w:val="nl-NL"/>
+        </w:rPr>
+        <w:t>N</w:t>
+      </w:r>
+      <w:r>
+        <w:rPr>
+          <w:highlight w:val="yellow"/>
+          <w:lang w:val="nl-NL"/>
+        </w:rPr>
+        <w:t>a de vorige werkcollege-opdrachten hoor je 2 logbestanden te hebben:</w:t>
       </w:r>
     </w:p>
     <w:p>
@@ -50,17 +58,29 @@
           <w:numId w:val="10"/>
         </w:numPr>
         <w:rPr>
-          <w:lang w:val="nl-NL"/>
-        </w:rPr>
-      </w:pPr>
-      <w:r>
-        <w:rPr>
-          <w:lang w:val="nl-NL"/>
-        </w:rPr>
-        <w:t xml:space="preserve">Één met alle loggegevens </w:t>
-      </w:r>
-      <w:r>
-        <w:rPr>
+          <w:highlight w:val="yellow"/>
+          <w:lang w:val="nl-NL"/>
+        </w:rPr>
+      </w:pPr>
+      <w:proofErr w:type="spellStart"/>
+      <w:r>
+        <w:rPr>
+          <w:highlight w:val="yellow"/>
+          <w:lang w:val="nl-NL"/>
+        </w:rPr>
+        <w:t>Één</w:t>
+      </w:r>
+      <w:proofErr w:type="spellEnd"/>
+      <w:r>
+        <w:rPr>
+          <w:highlight w:val="yellow"/>
+          <w:lang w:val="nl-NL"/>
+        </w:rPr>
+        <w:t xml:space="preserve"> met alle loggegevens </w:t>
+      </w:r>
+      <w:r>
+        <w:rPr>
+          <w:highlight w:val="yellow"/>
           <w:lang w:val="nl-NL"/>
         </w:rPr>
         <w:t>van het vullen van het Source Data Model vanuit je operationele databases.</w:t>
@@ -74,14 +94,41 @@
           <w:numId w:val="10"/>
         </w:numPr>
         <w:rPr>
-          <w:lang w:val="nl-NL"/>
-        </w:rPr>
-      </w:pPr>
-      <w:r>
-        <w:rPr>
-          <w:lang w:val="nl-NL"/>
-        </w:rPr>
-        <w:t>Één met alle loggegevens van het vullen van je Datwarehouse vanuit je Source Data Model.</w:t>
+          <w:highlight w:val="yellow"/>
+          <w:lang w:val="nl-NL"/>
+        </w:rPr>
+      </w:pPr>
+      <w:proofErr w:type="spellStart"/>
+      <w:r>
+        <w:rPr>
+          <w:highlight w:val="yellow"/>
+          <w:lang w:val="nl-NL"/>
+        </w:rPr>
+        <w:t>Één</w:t>
+      </w:r>
+      <w:proofErr w:type="spellEnd"/>
+      <w:r>
+        <w:rPr>
+          <w:highlight w:val="yellow"/>
+          <w:lang w:val="nl-NL"/>
+        </w:rPr>
+        <w:t xml:space="preserve"> met alle loggegevens van het vullen van je </w:t>
+      </w:r>
+      <w:proofErr w:type="spellStart"/>
+      <w:r>
+        <w:rPr>
+          <w:highlight w:val="yellow"/>
+          <w:lang w:val="nl-NL"/>
+        </w:rPr>
+        <w:t>Datwarehouse</w:t>
+      </w:r>
+      <w:proofErr w:type="spellEnd"/>
+      <w:r>
+        <w:rPr>
+          <w:highlight w:val="yellow"/>
+          <w:lang w:val="nl-NL"/>
+        </w:rPr>
+        <w:t xml:space="preserve"> vanuit je Source Data Model.</w:t>
       </w:r>
     </w:p>
     <w:p>
@@ -105,7 +152,35 @@
         <w:rPr>
           <w:lang w:val="nl-NL"/>
         </w:rPr>
-        <w:t>Doorloop de stappen uit de handleiding “Power BI verbinden met SQLite” (in de zipmap van dit bestand) en voer daarna de volgende opdrachten uit:</w:t>
+        <w:t xml:space="preserve">Doorloop de stappen uit de handleiding “Power BI verbinden met </w:t>
+      </w:r>
+      <w:proofErr w:type="spellStart"/>
+      <w:r>
+        <w:rPr>
+          <w:lang w:val="nl-NL"/>
+        </w:rPr>
+        <w:t>SQLite</w:t>
+      </w:r>
+      <w:proofErr w:type="spellEnd"/>
+      <w:r>
+        <w:rPr>
+          <w:lang w:val="nl-NL"/>
+        </w:rPr>
+        <w:t xml:space="preserve">” (in de </w:t>
+      </w:r>
+      <w:proofErr w:type="spellStart"/>
+      <w:r>
+        <w:rPr>
+          <w:lang w:val="nl-NL"/>
+        </w:rPr>
+        <w:t>zipmap</w:t>
+      </w:r>
+      <w:proofErr w:type="spellEnd"/>
+      <w:r>
+        <w:rPr>
+          <w:lang w:val="nl-NL"/>
+        </w:rPr>
+        <w:t xml:space="preserve"> van dit bestand) en voer daarna de volgende opdrachten uit:</w:t>
       </w:r>
     </w:p>
     <w:p>
@@ -123,7 +198,21 @@
         <w:rPr>
           <w:lang w:val="nl-NL"/>
         </w:rPr>
-        <w:t>Creëer een nieuw Power-BI-bestand (extensie: .pbix) waarin je het volgende doet:</w:t>
+        <w:t>Creëer een nieuw Power-BI-bestand (extensie: .</w:t>
+      </w:r>
+      <w:proofErr w:type="spellStart"/>
+      <w:r>
+        <w:rPr>
+          <w:lang w:val="nl-NL"/>
+        </w:rPr>
+        <w:t>pbix</w:t>
+      </w:r>
+      <w:proofErr w:type="spellEnd"/>
+      <w:r>
+        <w:rPr>
+          <w:lang w:val="nl-NL"/>
+        </w:rPr>
+        <w:t>) waarin je het volgende doet:</w:t>
       </w:r>
     </w:p>
     <w:p>
@@ -134,71 +223,83 @@
           <w:numId w:val="11"/>
         </w:numPr>
         <w:rPr>
-          <w:lang w:val="nl-NL"/>
-        </w:rPr>
-      </w:pPr>
-      <w:r>
-        <w:rPr>
+          <w:highlight w:val="yellow"/>
+          <w:lang w:val="nl-NL"/>
+        </w:rPr>
+      </w:pPr>
+      <w:r>
+        <w:rPr>
+          <w:highlight w:val="yellow"/>
           <w:lang w:val="nl-NL"/>
         </w:rPr>
         <w:t xml:space="preserve">Laad </w:t>
       </w:r>
       <w:r>
         <w:rPr>
+          <w:highlight w:val="yellow"/>
           <w:lang w:val="nl-NL"/>
         </w:rPr>
         <w:t xml:space="preserve">beide logfiles </w:t>
       </w:r>
       <w:r>
         <w:rPr>
+          <w:highlight w:val="yellow"/>
           <w:lang w:val="nl-NL"/>
         </w:rPr>
         <w:t xml:space="preserve">in. Zorg ervoor dat </w:t>
       </w:r>
       <w:r>
         <w:rPr>
+          <w:highlight w:val="yellow"/>
           <w:lang w:val="nl-NL"/>
         </w:rPr>
         <w:t xml:space="preserve">beide bestanden </w:t>
       </w:r>
       <w:r>
         <w:rPr>
+          <w:highlight w:val="yellow"/>
           <w:lang w:val="nl-NL"/>
         </w:rPr>
         <w:t xml:space="preserve">door Power BI </w:t>
       </w:r>
       <w:r>
         <w:rPr>
+          <w:highlight w:val="yellow"/>
           <w:lang w:val="nl-NL"/>
         </w:rPr>
         <w:t xml:space="preserve">worden omgezet in </w:t>
       </w:r>
       <w:r>
         <w:rPr>
+          <w:highlight w:val="yellow"/>
           <w:lang w:val="nl-NL"/>
         </w:rPr>
         <w:t>makkelijk lees- en analyseerbare tabel</w:t>
       </w:r>
       <w:r>
         <w:rPr>
+          <w:highlight w:val="yellow"/>
           <w:lang w:val="nl-NL"/>
         </w:rPr>
         <w:t>len</w:t>
       </w:r>
       <w:r>
         <w:rPr>
+          <w:highlight w:val="yellow"/>
           <w:lang w:val="nl-NL"/>
         </w:rPr>
         <w:t>. Gebruik</w:t>
       </w:r>
       <w:r>
         <w:rPr>
+          <w:highlight w:val="yellow"/>
           <w:lang w:val="nl-NL"/>
         </w:rPr>
         <w:t xml:space="preserve"> daarvoor</w:t>
       </w:r>
       <w:r>
         <w:rPr>
+          <w:highlight w:val="yellow"/>
           <w:lang w:val="nl-NL"/>
         </w:rPr>
         <w:t xml:space="preserve"> technieken voor het scheiden van kolommen, het geven van de juiste kolomnamen, enzovoort.</w:t>
@@ -212,14 +313,32 @@
           <w:numId w:val="11"/>
         </w:numPr>
         <w:rPr>
-          <w:lang w:val="nl-NL"/>
-        </w:rPr>
-      </w:pPr>
-      <w:r>
-        <w:rPr>
-          <w:lang w:val="nl-NL"/>
-        </w:rPr>
-        <w:t>Maak visualisaties van je reeds ontstane logfile-tabel. Zorg ervoor dat deze een goed beeld geven van wat er tijdens het datatransport naar het datawarehouse goed en fout is gegaan.</w:t>
+          <w:highlight w:val="yellow"/>
+          <w:lang w:val="nl-NL"/>
+        </w:rPr>
+      </w:pPr>
+      <w:r>
+        <w:rPr>
+          <w:highlight w:val="yellow"/>
+          <w:lang w:val="nl-NL"/>
+        </w:rPr>
+        <w:t xml:space="preserve">Maak visualisaties van je </w:t>
+      </w:r>
+      <w:proofErr w:type="gramStart"/>
+      <w:r>
+        <w:rPr>
+          <w:highlight w:val="yellow"/>
+          <w:lang w:val="nl-NL"/>
+        </w:rPr>
+        <w:t>reeds</w:t>
+      </w:r>
+      <w:proofErr w:type="gramEnd"/>
+      <w:r>
+        <w:rPr>
+          <w:highlight w:val="yellow"/>
+          <w:lang w:val="nl-NL"/>
+        </w:rPr>
+        <w:t xml:space="preserve"> ontstane logfile-tabel. Zorg ervoor dat deze een goed beeld geven van wat er tijdens het datatransport naar het datawarehouse goed en fout is gegaan.</w:t>
       </w:r>
     </w:p>
     <w:p>
@@ -230,38 +349,69 @@
           <w:numId w:val="11"/>
         </w:numPr>
         <w:rPr>
-          <w:lang w:val="nl-NL"/>
-        </w:rPr>
-      </w:pPr>
-      <w:r>
-        <w:rPr>
+          <w:highlight w:val="yellow"/>
+          <w:lang w:val="nl-NL"/>
+        </w:rPr>
+      </w:pPr>
+      <w:r>
+        <w:rPr>
+          <w:highlight w:val="yellow"/>
           <w:lang w:val="nl-NL"/>
         </w:rPr>
         <w:t xml:space="preserve">Creëer een tweede nieuw Power-BI-bestand waarin je alle </w:t>
       </w:r>
       <w:r>
         <w:rPr>
-          <w:lang w:val="nl-NL"/>
-        </w:rPr>
-        <w:t>tabellen uit je reeds gemaakte SQLite-Datawarehouse in</w:t>
-      </w:r>
-      <w:r>
-        <w:rPr>
+          <w:highlight w:val="yellow"/>
+          <w:lang w:val="nl-NL"/>
+        </w:rPr>
+        <w:t xml:space="preserve">tabellen uit je </w:t>
+      </w:r>
+      <w:proofErr w:type="gramStart"/>
+      <w:r>
+        <w:rPr>
+          <w:highlight w:val="yellow"/>
+          <w:lang w:val="nl-NL"/>
+        </w:rPr>
+        <w:t>reeds</w:t>
+      </w:r>
+      <w:proofErr w:type="gramEnd"/>
+      <w:r>
+        <w:rPr>
+          <w:highlight w:val="yellow"/>
+          <w:lang w:val="nl-NL"/>
+        </w:rPr>
+        <w:t xml:space="preserve"> gemaakte </w:t>
+      </w:r>
+      <w:proofErr w:type="spellStart"/>
+      <w:r>
+        <w:rPr>
+          <w:highlight w:val="yellow"/>
+          <w:lang w:val="nl-NL"/>
+        </w:rPr>
+        <w:t>SQLite</w:t>
+      </w:r>
+      <w:proofErr w:type="spellEnd"/>
+      <w:r>
+        <w:rPr>
+          <w:highlight w:val="yellow"/>
+          <w:lang w:val="nl-NL"/>
+        </w:rPr>
+        <w:t>-Datawarehouse in</w:t>
+      </w:r>
+      <w:r>
+        <w:rPr>
+          <w:highlight w:val="yellow"/>
           <w:lang w:val="nl-NL"/>
         </w:rPr>
         <w:t>laadt</w:t>
       </w:r>
       <w:r>
         <w:rPr>
-          <w:lang w:val="nl-NL"/>
-        </w:rPr>
-        <w:t xml:space="preserve">. Controleer met behulp van je Sterschema je “Model View” op aangebrachte associaties tussen tabellen. Corrigeer/verwijder foutieve automatisch aangebrachte associaties en </w:t>
-      </w:r>
-      <w:r>
-        <w:rPr>
-          <w:lang w:val="nl-NL"/>
-        </w:rPr>
-        <w:t>voeg de juiste ontbrekende associaties toe door primaire- naar vreemde sleutels te slepen.</w:t>
+          <w:highlight w:val="yellow"/>
+          <w:lang w:val="nl-NL"/>
+        </w:rPr>
+        <w:t>. Controleer met behulp van je Sterschema je “Model View” op aangebrachte associaties tussen tabellen. Corrigeer/verwijder foutieve automatisch aangebrachte associaties en voeg de juiste ontbrekende associaties toe door primaire- naar vreemde sleutels te slepen.</w:t>
       </w:r>
     </w:p>
     <w:p>
@@ -285,7 +435,23 @@
           <w:u w:val="single"/>
           <w:lang w:val="nl-NL"/>
         </w:rPr>
-        <w:t>Heb je MacOS?</w:t>
+        <w:t xml:space="preserve">Heb je </w:t>
+      </w:r>
+      <w:proofErr w:type="spellStart"/>
+      <w:r>
+        <w:rPr>
+          <w:u w:val="single"/>
+          <w:lang w:val="nl-NL"/>
+        </w:rPr>
+        <w:t>MacOS</w:t>
+      </w:r>
+      <w:proofErr w:type="spellEnd"/>
+      <w:r>
+        <w:rPr>
+          <w:u w:val="single"/>
+          <w:lang w:val="nl-NL"/>
+        </w:rPr>
+        <w:t>?</w:t>
       </w:r>
     </w:p>
     <w:p>
@@ -313,7 +479,35 @@
         <w:rPr>
           <w:lang w:val="nl-NL"/>
         </w:rPr>
-        <w:t>Overleg met je docent over het gebruik van  alternatieven als QlikSense en/of Tableau.</w:t>
+        <w:t xml:space="preserve">Overleg met je docent over het gebruik </w:t>
+      </w:r>
+      <w:proofErr w:type="gramStart"/>
+      <w:r>
+        <w:rPr>
+          <w:lang w:val="nl-NL"/>
+        </w:rPr>
+        <w:t>van  alternatieven</w:t>
+      </w:r>
+      <w:proofErr w:type="gramEnd"/>
+      <w:r>
+        <w:rPr>
+          <w:lang w:val="nl-NL"/>
+        </w:rPr>
+        <w:t xml:space="preserve"> als </w:t>
+      </w:r>
+      <w:proofErr w:type="spellStart"/>
+      <w:r>
+        <w:rPr>
+          <w:lang w:val="nl-NL"/>
+        </w:rPr>
+        <w:t>QlikSense</w:t>
+      </w:r>
+      <w:proofErr w:type="spellEnd"/>
+      <w:r>
+        <w:rPr>
+          <w:lang w:val="nl-NL"/>
+        </w:rPr>
+        <w:t xml:space="preserve"> en/of Tableau.</w:t>
       </w:r>
     </w:p>
     <w:p>
@@ -2727,26 +2921,6 @@
 </file>
 
 <file path=customXml/item1.xml><?xml version="1.0" encoding="utf-8"?>
-<p:properties xmlns:p="http://schemas.microsoft.com/office/2006/metadata/properties" xmlns:xsi="http://www.w3.org/2001/XMLSchema-instance" xmlns:pc="http://schemas.microsoft.com/office/infopath/2007/PartnerControls">
-  <documentManagement>
-    <lcf76f155ced4ddcb4097134ff3c332f xmlns="32f5a426-4411-422f-b9c8-9b9c919dd02d">
-      <Terms xmlns="http://schemas.microsoft.com/office/infopath/2007/PartnerControls"/>
-    </lcf76f155ced4ddcb4097134ff3c332f>
-    <TaxCatchAll xmlns="d11bdb94-d558-4ffe-a4b0-092cbde21480" xsi:nil="true"/>
-  </documentManagement>
-</p:properties>
-</file>
-
-<file path=customXml/item2.xml><?xml version="1.0" encoding="utf-8"?>
-<?mso-contentType ?>
-<FormTemplates xmlns="http://schemas.microsoft.com/sharepoint/v3/contenttype/forms">
-  <Display>DocumentLibraryForm</Display>
-  <Edit>DocumentLibraryForm</Edit>
-  <New>DocumentLibraryForm</New>
-</FormTemplates>
-</file>
-
-<file path=customXml/item3.xml><?xml version="1.0" encoding="utf-8"?>
 <ct:contentTypeSchema xmlns:ct="http://schemas.microsoft.com/office/2006/metadata/contentType" xmlns:ma="http://schemas.microsoft.com/office/2006/metadata/properties/metaAttributes" ct:_="" ma:_="" ma:contentTypeName="Document" ma:contentTypeID="0x0101007769D13FFC5C7A4C8E8F8F4D202D83D0" ma:contentTypeVersion="16" ma:contentTypeDescription="Een nieuw document maken." ma:contentTypeScope="" ma:versionID="b2ec890ea17184f49c4a58d4bd1095a2">
   <xsd:schema xmlns:xsd="http://www.w3.org/2001/XMLSchema" xmlns:xs="http://www.w3.org/2001/XMLSchema" xmlns:p="http://schemas.microsoft.com/office/2006/metadata/properties" xmlns:ns2="32f5a426-4411-422f-b9c8-9b9c919dd02d" xmlns:ns3="597a471e-0b75-4fc5-bc4a-75c43d0a6ad2" xmlns:ns4="d11bdb94-d558-4ffe-a4b0-092cbde21480" targetNamespace="http://schemas.microsoft.com/office/2006/metadata/properties" ma:root="true" ma:fieldsID="f90993f1e063ba2c6886d3a92126f3a0" ns2:_="" ns3:_="" ns4:_="">
     <xsd:import namespace="32f5a426-4411-422f-b9c8-9b9c919dd02d"/>
@@ -2994,33 +3168,27 @@
 </ct:contentTypeSchema>
 </file>
 
-<file path=customXml/itemProps1.xml><?xml version="1.0" encoding="utf-8"?>
-<ds:datastoreItem xmlns:ds="http://schemas.openxmlformats.org/officeDocument/2006/customXml" ds:itemID="{94C80E0D-6695-4274-A9BC-D68F33C94F41}">
-  <ds:schemaRefs>
-    <ds:schemaRef ds:uri="http://purl.org/dc/dcmitype/"/>
-    <ds:schemaRef ds:uri="http://schemas.microsoft.com/office/2006/documentManagement/types"/>
-    <ds:schemaRef ds:uri="http://purl.org/dc/elements/1.1/"/>
-    <ds:schemaRef ds:uri="d11bdb94-d558-4ffe-a4b0-092cbde21480"/>
-    <ds:schemaRef ds:uri="http://schemas.openxmlformats.org/package/2006/metadata/core-properties"/>
-    <ds:schemaRef ds:uri="32f5a426-4411-422f-b9c8-9b9c919dd02d"/>
-    <ds:schemaRef ds:uri="http://schemas.microsoft.com/office/infopath/2007/PartnerControls"/>
-    <ds:schemaRef ds:uri="597a471e-0b75-4fc5-bc4a-75c43d0a6ad2"/>
-    <ds:schemaRef ds:uri="http://schemas.microsoft.com/office/2006/metadata/properties"/>
-    <ds:schemaRef ds:uri="http://www.w3.org/XML/1998/namespace"/>
-    <ds:schemaRef ds:uri="http://purl.org/dc/terms/"/>
-  </ds:schemaRefs>
-</ds:datastoreItem>
+<file path=customXml/item2.xml><?xml version="1.0" encoding="utf-8"?>
+<?mso-contentType ?>
+<FormTemplates xmlns="http://schemas.microsoft.com/sharepoint/v3/contenttype/forms">
+  <Display>DocumentLibraryForm</Display>
+  <Edit>DocumentLibraryForm</Edit>
+  <New>DocumentLibraryForm</New>
+</FormTemplates>
 </file>
 
-<file path=customXml/itemProps2.xml><?xml version="1.0" encoding="utf-8"?>
-<ds:datastoreItem xmlns:ds="http://schemas.openxmlformats.org/officeDocument/2006/customXml" ds:itemID="{6DA23583-7E21-4072-9181-2A6C82A96BEF}">
-  <ds:schemaRefs>
-    <ds:schemaRef ds:uri="http://schemas.microsoft.com/sharepoint/v3/contenttype/forms"/>
-  </ds:schemaRefs>
-</ds:datastoreItem>
+<file path=customXml/item3.xml><?xml version="1.0" encoding="utf-8"?>
+<p:properties xmlns:p="http://schemas.microsoft.com/office/2006/metadata/properties" xmlns:xsi="http://www.w3.org/2001/XMLSchema-instance" xmlns:pc="http://schemas.microsoft.com/office/infopath/2007/PartnerControls">
+  <documentManagement>
+    <lcf76f155ced4ddcb4097134ff3c332f xmlns="32f5a426-4411-422f-b9c8-9b9c919dd02d">
+      <Terms xmlns="http://schemas.microsoft.com/office/infopath/2007/PartnerControls"/>
+    </lcf76f155ced4ddcb4097134ff3c332f>
+    <TaxCatchAll xmlns="d11bdb94-d558-4ffe-a4b0-092cbde21480" xsi:nil="true"/>
+  </documentManagement>
+</p:properties>
 </file>
 
-<file path=customXml/itemProps3.xml><?xml version="1.0" encoding="utf-8"?>
+<file path=customXml/itemProps1.xml><?xml version="1.0" encoding="utf-8"?>
 <ds:datastoreItem xmlns:ds="http://schemas.openxmlformats.org/officeDocument/2006/customXml" ds:itemID="{6FF87F73-9157-455A-B16D-1A626B5D17F5}">
   <ds:schemaRefs>
     <ds:schemaRef ds:uri="http://schemas.microsoft.com/office/2006/metadata/contentType"/>
@@ -3038,4 +3206,23 @@
     <ds:schemaRef ds:uri="http://schemas.microsoft.com/internal/obd"/>
   </ds:schemaRefs>
 </ds:datastoreItem>
+</file>
+
+<file path=customXml/itemProps2.xml><?xml version="1.0" encoding="utf-8"?>
+<ds:datastoreItem xmlns:ds="http://schemas.openxmlformats.org/officeDocument/2006/customXml" ds:itemID="{6DA23583-7E21-4072-9181-2A6C82A96BEF}">
+  <ds:schemaRefs>
+    <ds:schemaRef ds:uri="http://schemas.microsoft.com/sharepoint/v3/contenttype/forms"/>
+  </ds:schemaRefs>
+</ds:datastoreItem>
+</file>
+
+<file path=customXml/itemProps3.xml><?xml version="1.0" encoding="utf-8"?>
+<ds:datastoreItem xmlns:ds="http://schemas.openxmlformats.org/officeDocument/2006/customXml" ds:itemID="{94C80E0D-6695-4274-A9BC-D68F33C94F41}">
+  <ds:schemaRefs>
+    <ds:schemaRef ds:uri="http://schemas.microsoft.com/office/2006/metadata/properties"/>
+    <ds:schemaRef ds:uri="http://schemas.microsoft.com/office/infopath/2007/PartnerControls"/>
+    <ds:schemaRef ds:uri="32f5a426-4411-422f-b9c8-9b9c919dd02d"/>
+    <ds:schemaRef ds:uri="d11bdb94-d558-4ffe-a4b0-092cbde21480"/>
+  </ds:schemaRefs>
+</ds:datastoreItem>
 </file>